--- a/TS Jatai Ghanam Project/TS 1.2/TS 1.2 Jatai Tamil Corrections.docx
+++ b/TS Jatai Ghanam Project/TS 1.2/TS 1.2 Jatai Tamil Corrections.docx
@@ -2847,6 +2847,550 @@
                 <w:sz w:val="28"/>
                 <w:szCs w:val="28"/>
                 <w:u w:val="single"/>
+              </w:rPr>
+            </w:pPr>
+          </w:p>
+        </w:tc>
+      </w:tr>
+      <w:tr>
+        <w:trPr>
+          <w:trHeight w:val="1155"/>
+        </w:trPr>
+        <w:tc>
+          <w:tcPr>
+            <w:tcW w:w="7024" w:type="dxa"/>
+            <w:tcBorders>
+              <w:top w:val="single" w:sz="4" w:space="0" w:color="000000"/>
+              <w:left w:val="single" w:sz="4" w:space="0" w:color="000000"/>
+              <w:bottom w:val="single" w:sz="4" w:space="0" w:color="000000"/>
+              <w:right w:val="single" w:sz="4" w:space="0" w:color="000000"/>
+            </w:tcBorders>
+          </w:tcPr>
+          <w:p>
+            <w:pPr>
+              <w:widowControl w:val="0"/>
+              <w:autoSpaceDE w:val="0"/>
+              <w:autoSpaceDN w:val="0"/>
+              <w:adjustRightInd w:val="0"/>
+              <w:spacing w:before="0" w:line="240" w:lineRule="auto"/>
+              <w:rPr>
+                <w:rFonts w:ascii="BRH Devanagari Extra" w:hAnsi="BRH Devanagari Extra" w:cs="BRH Devanagari Extra"/>
+                <w:color w:val="000000"/>
+                <w:sz w:val="32"/>
+                <w:szCs w:val="40"/>
+                <w:lang w:val="it-IT"/>
+              </w:rPr>
+            </w:pPr>
+            <w:r>
+              <w:rPr>
+                <w:rFonts w:cs="BRH Devanagari Extra"/>
+                <w:color w:val="000000"/>
+                <w:szCs w:val="40"/>
+                <w:lang w:val="it-IT"/>
+              </w:rPr>
+              <w:t>40</w:t>
+            </w:r>
+            <w:r>
+              <w:rPr>
+                <w:rFonts w:ascii="BRH Devanagari Extra" w:hAnsi="BRH Devanagari Extra" w:cs="BRH Devanagari Extra"/>
+                <w:color w:val="000000"/>
+                <w:sz w:val="32"/>
+                <w:szCs w:val="40"/>
+                <w:lang w:val="it-IT"/>
+              </w:rPr>
+              <w:t xml:space="preserve">) </w:t>
+            </w:r>
+            <w:r>
+              <w:rPr>
+                <w:rFonts w:cs="BRH Devanagari Extra"/>
+                <w:color w:val="000000"/>
+                <w:szCs w:val="40"/>
+                <w:lang w:val="it-IT"/>
+              </w:rPr>
+              <w:t>1</w:t>
+            </w:r>
+            <w:r>
+              <w:rPr>
+                <w:rFonts w:ascii="BRH Devanagari Extra" w:hAnsi="BRH Devanagari Extra" w:cs="BRH Devanagari Extra"/>
+                <w:color w:val="000000"/>
+                <w:sz w:val="32"/>
+                <w:szCs w:val="40"/>
+                <w:lang w:val="it-IT"/>
+              </w:rPr>
+              <w:t>.</w:t>
+            </w:r>
+            <w:r>
+              <w:rPr>
+                <w:rFonts w:cs="BRH Devanagari Extra"/>
+                <w:color w:val="000000"/>
+                <w:szCs w:val="40"/>
+                <w:lang w:val="it-IT"/>
+              </w:rPr>
+              <w:t>2</w:t>
+            </w:r>
+            <w:r>
+              <w:rPr>
+                <w:rFonts w:ascii="BRH Devanagari Extra" w:hAnsi="BRH Devanagari Extra" w:cs="BRH Devanagari Extra"/>
+                <w:color w:val="000000"/>
+                <w:sz w:val="32"/>
+                <w:szCs w:val="40"/>
+                <w:lang w:val="it-IT"/>
+              </w:rPr>
+              <w:t>.</w:t>
+            </w:r>
+            <w:r>
+              <w:rPr>
+                <w:rFonts w:cs="BRH Devanagari Extra"/>
+                <w:color w:val="000000"/>
+                <w:szCs w:val="40"/>
+                <w:lang w:val="it-IT"/>
+              </w:rPr>
+              <w:t>14</w:t>
+            </w:r>
+            <w:r>
+              <w:rPr>
+                <w:rFonts w:ascii="BRH Devanagari Extra" w:hAnsi="BRH Devanagari Extra" w:cs="BRH Devanagari Extra"/>
+                <w:color w:val="000000"/>
+                <w:sz w:val="32"/>
+                <w:szCs w:val="40"/>
+                <w:lang w:val="it-IT"/>
+              </w:rPr>
+              <w:t>.</w:t>
+            </w:r>
+            <w:r>
+              <w:rPr>
+                <w:rFonts w:cs="BRH Devanagari Extra"/>
+                <w:color w:val="000000"/>
+                <w:szCs w:val="40"/>
+                <w:lang w:val="it-IT"/>
+              </w:rPr>
+              <w:t>2</w:t>
+            </w:r>
+            <w:r>
+              <w:rPr>
+                <w:rFonts w:ascii="BRH Devanagari Extra" w:hAnsi="BRH Devanagari Extra" w:cs="BRH Devanagari Extra"/>
+                <w:color w:val="000000"/>
+                <w:sz w:val="32"/>
+                <w:szCs w:val="40"/>
+                <w:lang w:val="it-IT"/>
+              </w:rPr>
+              <w:t>(</w:t>
+            </w:r>
+            <w:r>
+              <w:rPr>
+                <w:rFonts w:cs="BRH Devanagari Extra"/>
+                <w:color w:val="000000"/>
+                <w:szCs w:val="40"/>
+                <w:lang w:val="it-IT"/>
+              </w:rPr>
+              <w:t>39</w:t>
+            </w:r>
+            <w:r>
+              <w:rPr>
+                <w:rFonts w:ascii="BRH Devanagari Extra" w:hAnsi="BRH Devanagari Extra" w:cs="BRH Devanagari Extra"/>
+                <w:color w:val="000000"/>
+                <w:sz w:val="32"/>
+                <w:szCs w:val="40"/>
+                <w:lang w:val="it-IT"/>
+              </w:rPr>
+              <w:t>)-  A</w:t>
+            </w:r>
+            <w:r>
+              <w:rPr>
+                <w:rFonts w:ascii="BRH Malayalam Extra" w:hAnsi="BRH Malayalam Extra" w:cs="BRH Devanagari Extra"/>
+                <w:color w:val="000000"/>
+                <w:szCs w:val="40"/>
+                <w:lang w:val="it-IT"/>
+              </w:rPr>
+              <w:t>–</w:t>
+            </w:r>
+            <w:r>
+              <w:rPr>
+                <w:rFonts w:ascii="BRH Devanagari Extra" w:hAnsi="BRH Devanagari Extra" w:cs="BRH Devanagari Extra"/>
+                <w:color w:val="000000"/>
+                <w:sz w:val="32"/>
+                <w:szCs w:val="40"/>
+                <w:lang w:val="it-IT"/>
+              </w:rPr>
+              <w:t>alÉå</w:t>
+            </w:r>
+            <w:r>
+              <w:rPr>
+                <w:rFonts w:ascii="BRH Malayalam Extra" w:hAnsi="BRH Malayalam Extra" w:cs="BRH Devanagari Extra"/>
+                <w:color w:val="000000"/>
+                <w:szCs w:val="40"/>
+                <w:lang w:val="it-IT"/>
+              </w:rPr>
+              <w:t>–</w:t>
+            </w:r>
+            <w:r>
+              <w:rPr>
+                <w:rFonts w:ascii="BRH Devanagari Extra" w:hAnsi="BRH Devanagari Extra" w:cs="BRH Devanagari Extra"/>
+                <w:color w:val="000000"/>
+                <w:sz w:val="32"/>
+                <w:szCs w:val="40"/>
+                <w:lang w:val="it-IT"/>
+              </w:rPr>
+              <w:t xml:space="preserve"> ||</w:t>
+            </w:r>
+          </w:p>
+          <w:p>
+            <w:pPr>
+              <w:widowControl w:val="0"/>
+              <w:autoSpaceDE w:val="0"/>
+              <w:autoSpaceDN w:val="0"/>
+              <w:adjustRightInd w:val="0"/>
+              <w:spacing w:before="0" w:line="240" w:lineRule="auto"/>
+              <w:rPr>
+                <w:rFonts w:cs="BRH Malayalam Extra"/>
+                <w:color w:val="000000"/>
+                <w:szCs w:val="40"/>
+                <w:lang w:val="it-IT"/>
+              </w:rPr>
+            </w:pPr>
+            <w:r>
+              <w:rPr>
+                <w:rFonts w:ascii="BRH Devanagari Extra" w:hAnsi="BRH Devanagari Extra" w:cs="BRH Devanagari Extra"/>
+                <w:color w:val="000000"/>
+                <w:sz w:val="32"/>
+                <w:szCs w:val="40"/>
+                <w:lang w:val="it-IT"/>
+              </w:rPr>
+              <w:t>A</w:t>
+            </w:r>
+            <w:r>
+              <w:rPr>
+                <w:rFonts w:ascii="BRH Malayalam Extra" w:hAnsi="BRH Malayalam Extra" w:cs="BRH Devanagari Extra"/>
+                <w:color w:val="000000"/>
+                <w:szCs w:val="40"/>
+                <w:lang w:val="it-IT"/>
+              </w:rPr>
+              <w:t>–</w:t>
+            </w:r>
+            <w:r>
+              <w:rPr>
+                <w:rFonts w:ascii="BRH Devanagari Extra" w:hAnsi="BRH Devanagari Extra" w:cs="BRH Devanagari Extra"/>
+                <w:color w:val="000000"/>
+                <w:sz w:val="32"/>
+                <w:szCs w:val="40"/>
+                <w:lang w:val="it-IT"/>
+              </w:rPr>
+              <w:t>a</w:t>
+            </w:r>
+            <w:r>
+              <w:rPr>
+                <w:rFonts w:ascii="BRH Devanagari Extra" w:hAnsi="BRH Devanagari Extra" w:cs="BRH Devanagari Extra"/>
+                <w:color w:val="000000"/>
+                <w:sz w:val="32"/>
+                <w:szCs w:val="40"/>
+                <w:highlight w:val="yellow"/>
+                <w:lang w:val="it-IT"/>
+              </w:rPr>
+              <w:t>lÉå</w:t>
+            </w:r>
+            <w:r>
+              <w:rPr>
+                <w:rFonts w:ascii="BRH Malayalam Extra" w:hAnsi="BRH Malayalam Extra" w:cs="BRH Devanagari Extra"/>
+                <w:color w:val="000000"/>
+                <w:szCs w:val="40"/>
+                <w:lang w:val="it-IT"/>
+              </w:rPr>
+              <w:t>–</w:t>
+            </w:r>
+            <w:r>
+              <w:rPr>
+                <w:rFonts w:ascii="BRH Devanagari Extra" w:hAnsi="BRH Devanagari Extra" w:cs="BRH Devanagari Extra"/>
+                <w:color w:val="000000"/>
+                <w:sz w:val="32"/>
+                <w:szCs w:val="40"/>
+                <w:lang w:val="it-IT"/>
+              </w:rPr>
+              <w:t xml:space="preserve"> CirÉþalÉå | </w:t>
+            </w:r>
+          </w:p>
+        </w:tc>
+        <w:tc>
+          <w:tcPr>
+            <w:tcW w:w="7229" w:type="dxa"/>
+            <w:tcBorders>
+              <w:top w:val="single" w:sz="4" w:space="0" w:color="000000"/>
+              <w:left w:val="single" w:sz="4" w:space="0" w:color="000000"/>
+              <w:bottom w:val="single" w:sz="4" w:space="0" w:color="000000"/>
+              <w:right w:val="single" w:sz="4" w:space="0" w:color="000000"/>
+            </w:tcBorders>
+          </w:tcPr>
+          <w:p>
+            <w:pPr>
+              <w:widowControl w:val="0"/>
+              <w:autoSpaceDE w:val="0"/>
+              <w:autoSpaceDN w:val="0"/>
+              <w:adjustRightInd w:val="0"/>
+              <w:spacing w:before="0" w:line="240" w:lineRule="auto"/>
+              <w:rPr>
+                <w:rFonts w:ascii="BRH Devanagari Extra" w:hAnsi="BRH Devanagari Extra" w:cs="BRH Devanagari Extra"/>
+                <w:color w:val="000000"/>
+                <w:sz w:val="32"/>
+                <w:szCs w:val="40"/>
+                <w:lang w:val="it-IT"/>
+              </w:rPr>
+            </w:pPr>
+            <w:r>
+              <w:rPr>
+                <w:rFonts w:cs="BRH Devanagari Extra"/>
+                <w:color w:val="000000"/>
+                <w:szCs w:val="40"/>
+                <w:lang w:val="it-IT"/>
+              </w:rPr>
+              <w:t>40</w:t>
+            </w:r>
+            <w:r>
+              <w:rPr>
+                <w:rFonts w:ascii="BRH Devanagari Extra" w:hAnsi="BRH Devanagari Extra" w:cs="BRH Devanagari Extra"/>
+                <w:color w:val="000000"/>
+                <w:sz w:val="32"/>
+                <w:szCs w:val="40"/>
+                <w:lang w:val="it-IT"/>
+              </w:rPr>
+              <w:t xml:space="preserve">) </w:t>
+            </w:r>
+            <w:r>
+              <w:rPr>
+                <w:rFonts w:cs="BRH Devanagari Extra"/>
+                <w:color w:val="000000"/>
+                <w:szCs w:val="40"/>
+                <w:lang w:val="it-IT"/>
+              </w:rPr>
+              <w:t>1</w:t>
+            </w:r>
+            <w:r>
+              <w:rPr>
+                <w:rFonts w:ascii="BRH Devanagari Extra" w:hAnsi="BRH Devanagari Extra" w:cs="BRH Devanagari Extra"/>
+                <w:color w:val="000000"/>
+                <w:sz w:val="32"/>
+                <w:szCs w:val="40"/>
+                <w:lang w:val="it-IT"/>
+              </w:rPr>
+              <w:t>.</w:t>
+            </w:r>
+            <w:r>
+              <w:rPr>
+                <w:rFonts w:cs="BRH Devanagari Extra"/>
+                <w:color w:val="000000"/>
+                <w:szCs w:val="40"/>
+                <w:lang w:val="it-IT"/>
+              </w:rPr>
+              <w:t>2</w:t>
+            </w:r>
+            <w:r>
+              <w:rPr>
+                <w:rFonts w:ascii="BRH Devanagari Extra" w:hAnsi="BRH Devanagari Extra" w:cs="BRH Devanagari Extra"/>
+                <w:color w:val="000000"/>
+                <w:sz w:val="32"/>
+                <w:szCs w:val="40"/>
+                <w:lang w:val="it-IT"/>
+              </w:rPr>
+              <w:t>.</w:t>
+            </w:r>
+            <w:r>
+              <w:rPr>
+                <w:rFonts w:cs="BRH Devanagari Extra"/>
+                <w:color w:val="000000"/>
+                <w:szCs w:val="40"/>
+                <w:lang w:val="it-IT"/>
+              </w:rPr>
+              <w:t>14</w:t>
+            </w:r>
+            <w:r>
+              <w:rPr>
+                <w:rFonts w:ascii="BRH Devanagari Extra" w:hAnsi="BRH Devanagari Extra" w:cs="BRH Devanagari Extra"/>
+                <w:color w:val="000000"/>
+                <w:sz w:val="32"/>
+                <w:szCs w:val="40"/>
+                <w:lang w:val="it-IT"/>
+              </w:rPr>
+              <w:t>.</w:t>
+            </w:r>
+            <w:r>
+              <w:rPr>
+                <w:rFonts w:cs="BRH Devanagari Extra"/>
+                <w:color w:val="000000"/>
+                <w:szCs w:val="40"/>
+                <w:lang w:val="it-IT"/>
+              </w:rPr>
+              <w:t>2</w:t>
+            </w:r>
+            <w:r>
+              <w:rPr>
+                <w:rFonts w:ascii="BRH Devanagari Extra" w:hAnsi="BRH Devanagari Extra" w:cs="BRH Devanagari Extra"/>
+                <w:color w:val="000000"/>
+                <w:sz w:val="32"/>
+                <w:szCs w:val="40"/>
+                <w:lang w:val="it-IT"/>
+              </w:rPr>
+              <w:t>(</w:t>
+            </w:r>
+            <w:r>
+              <w:rPr>
+                <w:rFonts w:cs="BRH Devanagari Extra"/>
+                <w:color w:val="000000"/>
+                <w:szCs w:val="40"/>
+                <w:lang w:val="it-IT"/>
+              </w:rPr>
+              <w:t>39</w:t>
+            </w:r>
+            <w:r>
+              <w:rPr>
+                <w:rFonts w:ascii="BRH Devanagari Extra" w:hAnsi="BRH Devanagari Extra" w:cs="BRH Devanagari Extra"/>
+                <w:color w:val="000000"/>
+                <w:sz w:val="32"/>
+                <w:szCs w:val="40"/>
+                <w:lang w:val="it-IT"/>
+              </w:rPr>
+              <w:t>)-  A</w:t>
+            </w:r>
+            <w:r>
+              <w:rPr>
+                <w:rFonts w:ascii="BRH Malayalam Extra" w:hAnsi="BRH Malayalam Extra" w:cs="BRH Devanagari Extra"/>
+                <w:color w:val="000000"/>
+                <w:szCs w:val="40"/>
+                <w:lang w:val="it-IT"/>
+              </w:rPr>
+              <w:t>–</w:t>
+            </w:r>
+            <w:r>
+              <w:rPr>
+                <w:rFonts w:ascii="BRH Devanagari Extra" w:hAnsi="BRH Devanagari Extra" w:cs="BRH Devanagari Extra"/>
+                <w:color w:val="000000"/>
+                <w:sz w:val="32"/>
+                <w:szCs w:val="40"/>
+                <w:lang w:val="it-IT"/>
+              </w:rPr>
+              <w:t>alÉå</w:t>
+            </w:r>
+            <w:r>
+              <w:rPr>
+                <w:rFonts w:ascii="BRH Malayalam Extra" w:hAnsi="BRH Malayalam Extra" w:cs="BRH Devanagari Extra"/>
+                <w:color w:val="000000"/>
+                <w:szCs w:val="40"/>
+                <w:lang w:val="it-IT"/>
+              </w:rPr>
+              <w:t>–</w:t>
+            </w:r>
+            <w:r>
+              <w:rPr>
+                <w:rFonts w:ascii="BRH Devanagari Extra" w:hAnsi="BRH Devanagari Extra" w:cs="BRH Devanagari Extra"/>
+                <w:color w:val="000000"/>
+                <w:sz w:val="32"/>
+                <w:szCs w:val="40"/>
+                <w:lang w:val="it-IT"/>
+              </w:rPr>
+              <w:t xml:space="preserve"> ||</w:t>
+            </w:r>
+          </w:p>
+          <w:p>
+            <w:pPr>
+              <w:widowControl w:val="0"/>
+              <w:autoSpaceDE w:val="0"/>
+              <w:autoSpaceDN w:val="0"/>
+              <w:adjustRightInd w:val="0"/>
+              <w:spacing w:before="0" w:line="240" w:lineRule="auto"/>
+              <w:rPr>
+                <w:rFonts w:cs="BRH Malayalam Extra"/>
+                <w:color w:val="000000"/>
+                <w:szCs w:val="40"/>
+                <w:lang w:val="it-IT"/>
+              </w:rPr>
+            </w:pPr>
+            <w:r>
+              <w:rPr>
+                <w:rFonts w:ascii="BRH Devanagari Extra" w:hAnsi="BRH Devanagari Extra" w:cs="BRH Devanagari Extra"/>
+                <w:color w:val="000000"/>
+                <w:sz w:val="32"/>
+                <w:szCs w:val="40"/>
+                <w:lang w:val="it-IT"/>
+              </w:rPr>
+              <w:t>A</w:t>
+            </w:r>
+            <w:r>
+              <w:rPr>
+                <w:rFonts w:ascii="BRH Malayalam Extra" w:hAnsi="BRH Malayalam Extra" w:cs="BRH Devanagari Extra"/>
+                <w:color w:val="000000"/>
+                <w:szCs w:val="40"/>
+                <w:highlight w:val="green"/>
+                <w:lang w:val="it-IT"/>
+              </w:rPr>
+              <w:t>–</w:t>
+            </w:r>
+            <w:r>
+              <w:rPr>
+                <w:rFonts w:ascii="BRH Devanagari Extra" w:hAnsi="BRH Devanagari Extra" w:cs="BRH Devanagari Extra"/>
+                <w:color w:val="000000"/>
+                <w:sz w:val="32"/>
+                <w:szCs w:val="40"/>
+                <w:highlight w:val="green"/>
+                <w:lang w:val="it-IT"/>
+              </w:rPr>
+              <w:t>alÉ</w:t>
+            </w:r>
+            <w:r>
+              <w:rPr>
+                <w:rFonts w:ascii="BRH Malayalam Extra" w:hAnsi="BRH Malayalam Extra" w:cs="BRH Devanagari Extra"/>
+                <w:color w:val="000000"/>
+                <w:szCs w:val="40"/>
+                <w:lang w:val="it-IT"/>
+              </w:rPr>
+              <w:t>–</w:t>
+            </w:r>
+            <w:r>
+              <w:rPr>
+                <w:rFonts w:ascii="BRH Devanagari Extra" w:hAnsi="BRH Devanagari Extra" w:cs="BRH Devanagari Extra"/>
+                <w:color w:val="000000"/>
+                <w:sz w:val="32"/>
+                <w:szCs w:val="40"/>
+                <w:lang w:val="it-IT"/>
+              </w:rPr>
+              <w:t xml:space="preserve"> CirÉþalÉå | </w:t>
+            </w:r>
+          </w:p>
+        </w:tc>
+      </w:tr>
+      <w:tr>
+        <w:tc>
+          <w:tcPr>
+            <w:tcW w:w="7024" w:type="dxa"/>
+          </w:tcPr>
+          <w:p>
+            <w:pPr>
+              <w:widowControl w:val="0"/>
+              <w:autoSpaceDE w:val="0"/>
+              <w:autoSpaceDN w:val="0"/>
+              <w:adjustRightInd w:val="0"/>
+              <w:spacing w:line="240" w:lineRule="auto"/>
+              <w:rPr>
+                <w:rFonts w:cs="BRH Devanagari Extra"/>
+                <w:color w:val="000000"/>
+                <w:szCs w:val="40"/>
+                <w:lang w:val="it-IT"/>
+              </w:rPr>
+            </w:pPr>
+          </w:p>
+        </w:tc>
+        <w:tc>
+          <w:tcPr>
+            <w:tcW w:w="7229" w:type="dxa"/>
+          </w:tcPr>
+          <w:p>
+            <w:pPr>
+              <w:widowControl w:val="0"/>
+              <w:autoSpaceDE w:val="0"/>
+              <w:autoSpaceDN w:val="0"/>
+              <w:adjustRightInd w:val="0"/>
+              <w:spacing w:line="240" w:lineRule="auto"/>
+              <w:rPr>
+                <w:rFonts w:cs="BRH Devanagari Extra"/>
+                <w:color w:val="000000"/>
+                <w:szCs w:val="40"/>
+                <w:lang w:val="it-IT"/>
               </w:rPr>
             </w:pPr>
           </w:p>

--- a/TS Jatai Ghanam Project/TS 1.2/TS 1.2 Jatai Tamil Corrections.docx
+++ b/TS Jatai Ghanam Project/TS 1.2/TS 1.2 Jatai Tamil Corrections.docx
@@ -50,10 +50,9 @@
           <w:bCs/>
           <w:sz w:val="32"/>
           <w:szCs w:val="32"/>
-          <w:highlight w:val="red"/>
           <w:u w:val="single"/>
         </w:rPr>
-        <w:t>?????</w:t>
+        <w:t>30th June 2026</w:t>
       </w:r>
     </w:p>
     <w:p>
@@ -3416,6 +3415,7 @@
                 <w:color w:val="000000"/>
                 <w:sz w:val="32"/>
                 <w:szCs w:val="40"/>
+                <w:lang w:val="it-IT"/>
               </w:rPr>
             </w:pPr>
             <w:r>
@@ -3423,6 +3423,7 @@
                 <w:rFonts w:cs="BRH Devanagari Extra"/>
                 <w:color w:val="000000"/>
                 <w:szCs w:val="40"/>
+                <w:lang w:val="it-IT"/>
               </w:rPr>
               <w:lastRenderedPageBreak/>
               <w:t>26</w:t>
@@ -3433,6 +3434,7 @@
                 <w:color w:val="000000"/>
                 <w:sz w:val="32"/>
                 <w:szCs w:val="40"/>
+                <w:lang w:val="it-IT"/>
               </w:rPr>
               <w:t xml:space="preserve">) </w:t>
             </w:r>
@@ -3441,6 +3443,7 @@
                 <w:rFonts w:cs="BRH Devanagari Extra"/>
                 <w:color w:val="000000"/>
                 <w:szCs w:val="40"/>
+                <w:lang w:val="it-IT"/>
               </w:rPr>
               <w:t>1</w:t>
             </w:r>
@@ -3450,6 +3453,7 @@
                 <w:color w:val="000000"/>
                 <w:sz w:val="32"/>
                 <w:szCs w:val="40"/>
+                <w:lang w:val="it-IT"/>
               </w:rPr>
               <w:t>.</w:t>
             </w:r>
@@ -3458,6 +3462,7 @@
                 <w:rFonts w:cs="BRH Devanagari Extra"/>
                 <w:color w:val="000000"/>
                 <w:szCs w:val="40"/>
+                <w:lang w:val="it-IT"/>
               </w:rPr>
               <w:t>2</w:t>
             </w:r>
@@ -3467,6 +3472,7 @@
                 <w:color w:val="000000"/>
                 <w:sz w:val="32"/>
                 <w:szCs w:val="40"/>
+                <w:lang w:val="it-IT"/>
               </w:rPr>
               <w:t>.</w:t>
             </w:r>
@@ -3475,6 +3481,7 @@
                 <w:rFonts w:cs="BRH Devanagari Extra"/>
                 <w:color w:val="000000"/>
                 <w:szCs w:val="40"/>
+                <w:lang w:val="it-IT"/>
               </w:rPr>
               <w:t>5</w:t>
             </w:r>
@@ -3484,6 +3491,7 @@
                 <w:color w:val="000000"/>
                 <w:sz w:val="32"/>
                 <w:szCs w:val="40"/>
+                <w:lang w:val="it-IT"/>
               </w:rPr>
               <w:t>.</w:t>
             </w:r>
@@ -3492,6 +3500,7 @@
                 <w:rFonts w:cs="BRH Devanagari Extra"/>
                 <w:color w:val="000000"/>
                 <w:szCs w:val="40"/>
+                <w:lang w:val="it-IT"/>
               </w:rPr>
               <w:t>2</w:t>
             </w:r>
@@ -3501,6 +3510,7 @@
                 <w:color w:val="000000"/>
                 <w:sz w:val="32"/>
                 <w:szCs w:val="40"/>
+                <w:lang w:val="it-IT"/>
               </w:rPr>
               <w:t>(</w:t>
             </w:r>
@@ -3509,6 +3519,7 @@
                 <w:rFonts w:cs="BRH Devanagari Extra"/>
                 <w:color w:val="000000"/>
                 <w:szCs w:val="40"/>
+                <w:lang w:val="it-IT"/>
               </w:rPr>
               <w:t>23</w:t>
             </w:r>
@@ -3518,34 +3529,26 @@
                 <w:color w:val="000000"/>
                 <w:sz w:val="32"/>
                 <w:szCs w:val="40"/>
-              </w:rPr>
-              <w:t>)</w:t>
-            </w:r>
-            <w:proofErr w:type="gramStart"/>
+                <w:lang w:val="it-IT"/>
+              </w:rPr>
+              <w:t>)-  xÉ</w:t>
+            </w:r>
+            <w:r>
+              <w:rPr>
+                <w:rFonts w:ascii="BRH Malayalam Extra" w:hAnsi="BRH Malayalam Extra" w:cs="BRH Devanagari Extra"/>
+                <w:color w:val="000000"/>
+                <w:szCs w:val="40"/>
+                <w:lang w:val="it-IT"/>
+              </w:rPr>
+              <w:t>–</w:t>
+            </w:r>
             <w:r>
               <w:rPr>
                 <w:rFonts w:ascii="BRH Devanagari Extra" w:hAnsi="BRH Devanagari Extra" w:cs="BRH Devanagari Extra"/>
                 <w:color w:val="000000"/>
                 <w:sz w:val="32"/>
                 <w:szCs w:val="40"/>
-              </w:rPr>
-              <w:t>-  xÉ</w:t>
-            </w:r>
-            <w:proofErr w:type="gramEnd"/>
-            <w:r>
-              <w:rPr>
-                <w:rFonts w:ascii="BRH Malayalam Extra" w:hAnsi="BRH Malayalam Extra" w:cs="BRH Devanagari Extra"/>
-                <w:color w:val="000000"/>
-                <w:szCs w:val="40"/>
-              </w:rPr>
-              <w:t>–</w:t>
-            </w:r>
-            <w:r>
-              <w:rPr>
-                <w:rFonts w:ascii="BRH Devanagari Extra" w:hAnsi="BRH Devanagari Extra" w:cs="BRH Devanagari Extra"/>
-                <w:color w:val="000000"/>
-                <w:sz w:val="32"/>
-                <w:szCs w:val="40"/>
+                <w:lang w:val="it-IT"/>
               </w:rPr>
               <w:t xml:space="preserve">lSØÍzÉþ | </w:t>
             </w:r>
@@ -3556,6 +3559,7 @@
                 <w:sz w:val="32"/>
                 <w:szCs w:val="40"/>
                 <w:highlight w:val="yellow"/>
+                <w:lang w:val="it-IT"/>
               </w:rPr>
               <w:t>qÉÉ</w:t>
             </w:r>
@@ -3564,6 +3568,7 @@
                 <w:rFonts w:ascii="BRH Malayalam Extra" w:hAnsi="BRH Malayalam Extra" w:cs="BRH Devanagari Extra"/>
                 <w:color w:val="000000"/>
                 <w:szCs w:val="40"/>
+                <w:lang w:val="it-IT"/>
               </w:rPr>
               <w:t>–</w:t>
             </w:r>
@@ -3573,6 +3578,7 @@
                 <w:color w:val="000000"/>
                 <w:sz w:val="32"/>
                 <w:szCs w:val="40"/>
+                <w:lang w:val="it-IT"/>
               </w:rPr>
               <w:t xml:space="preserve"> |</w:t>
             </w:r>
@@ -3589,6 +3595,7 @@
                 <w:color w:val="000000"/>
                 <w:sz w:val="32"/>
                 <w:szCs w:val="40"/>
+                <w:lang w:val="it-IT"/>
               </w:rPr>
             </w:pPr>
             <w:r>
@@ -3597,6 +3604,7 @@
                 <w:color w:val="000000"/>
                 <w:sz w:val="32"/>
                 <w:szCs w:val="40"/>
+                <w:lang w:val="it-IT"/>
               </w:rPr>
               <w:t>xÉ</w:t>
             </w:r>
@@ -3605,6 +3613,7 @@
                 <w:rFonts w:ascii="BRH Malayalam Extra" w:hAnsi="BRH Malayalam Extra" w:cs="BRH Devanagari Extra"/>
                 <w:color w:val="000000"/>
                 <w:szCs w:val="40"/>
+                <w:lang w:val="it-IT"/>
               </w:rPr>
               <w:t>–</w:t>
             </w:r>
@@ -3614,6 +3623,7 @@
                 <w:color w:val="000000"/>
                 <w:sz w:val="32"/>
                 <w:szCs w:val="40"/>
+                <w:lang w:val="it-IT"/>
               </w:rPr>
               <w:t>lS</w:t>
             </w:r>
@@ -3624,6 +3634,7 @@
                 <w:sz w:val="32"/>
                 <w:szCs w:val="40"/>
                 <w:highlight w:val="yellow"/>
+                <w:lang w:val="it-IT"/>
               </w:rPr>
               <w:t>ØÍz</w:t>
             </w:r>
@@ -3633,6 +3644,7 @@
                 <w:color w:val="000000"/>
                 <w:sz w:val="32"/>
                 <w:szCs w:val="40"/>
+                <w:lang w:val="it-IT"/>
               </w:rPr>
               <w:t>Éþ qÉÉ qÉÉ xÉ</w:t>
             </w:r>
@@ -3641,6 +3653,7 @@
                 <w:rFonts w:ascii="BRH Malayalam Extra" w:hAnsi="BRH Malayalam Extra" w:cs="BRH Devanagari Extra"/>
                 <w:color w:val="000000"/>
                 <w:szCs w:val="40"/>
+                <w:lang w:val="it-IT"/>
               </w:rPr>
               <w:t>–</w:t>
             </w:r>
@@ -3650,8 +3663,18 @@
                 <w:color w:val="000000"/>
                 <w:sz w:val="32"/>
                 <w:szCs w:val="40"/>
-              </w:rPr>
-              <w:t>l</w:t>
+                <w:lang w:val="it-IT"/>
+              </w:rPr>
+              <w:t>lSØÍzÉþ xÉ</w:t>
+            </w:r>
+            <w:r>
+              <w:rPr>
+                <w:rFonts w:ascii="BRH Malayalam Extra" w:hAnsi="BRH Malayalam Extra" w:cs="BRH Devanagari Extra"/>
+                <w:color w:val="000000"/>
+                <w:szCs w:val="40"/>
+                <w:lang w:val="it-IT"/>
+              </w:rPr>
+              <w:t>–</w:t>
             </w:r>
             <w:r>
               <w:rPr>
@@ -3659,32 +3682,7 @@
                 <w:color w:val="000000"/>
                 <w:sz w:val="32"/>
                 <w:szCs w:val="40"/>
-              </w:rPr>
-              <w:t>SØÍzÉþ</w:t>
-            </w:r>
-            <w:r>
-              <w:rPr>
-                <w:rFonts w:ascii="BRH Devanagari Extra" w:hAnsi="BRH Devanagari Extra" w:cs="BRH Devanagari Extra"/>
-                <w:color w:val="000000"/>
-                <w:sz w:val="32"/>
-                <w:szCs w:val="40"/>
-              </w:rPr>
-              <w:t xml:space="preserve"> xÉ</w:t>
-            </w:r>
-            <w:r>
-              <w:rPr>
-                <w:rFonts w:ascii="BRH Malayalam Extra" w:hAnsi="BRH Malayalam Extra" w:cs="BRH Devanagari Extra"/>
-                <w:color w:val="000000"/>
-                <w:szCs w:val="40"/>
-              </w:rPr>
-              <w:t>–</w:t>
-            </w:r>
-            <w:r>
-              <w:rPr>
-                <w:rFonts w:ascii="BRH Devanagari Extra" w:hAnsi="BRH Devanagari Extra" w:cs="BRH Devanagari Extra"/>
-                <w:color w:val="000000"/>
-                <w:sz w:val="32"/>
-                <w:szCs w:val="40"/>
+                <w:lang w:val="it-IT"/>
               </w:rPr>
               <w:t>lS</w:t>
             </w:r>
@@ -3695,6 +3693,7 @@
                 <w:sz w:val="32"/>
                 <w:szCs w:val="40"/>
                 <w:highlight w:val="yellow"/>
+                <w:lang w:val="it-IT"/>
               </w:rPr>
               <w:t>ØÍzÉ</w:t>
             </w:r>
@@ -3704,6 +3703,7 @@
                 <w:color w:val="000000"/>
                 <w:sz w:val="32"/>
                 <w:szCs w:val="40"/>
+                <w:lang w:val="it-IT"/>
               </w:rPr>
               <w:t xml:space="preserve">þ qÉÉ | </w:t>
             </w:r>
@@ -3720,6 +3720,7 @@
                 <w:color w:val="000000"/>
                 <w:sz w:val="32"/>
                 <w:szCs w:val="40"/>
+                <w:lang w:val="it-IT"/>
               </w:rPr>
             </w:pPr>
             <w:r>
@@ -3728,6 +3729,7 @@
                 <w:color w:val="000000"/>
                 <w:sz w:val="32"/>
                 <w:szCs w:val="40"/>
+                <w:lang w:val="it-IT"/>
               </w:rPr>
               <w:t xml:space="preserve"> </w:t>
             </w:r>
@@ -3736,6 +3738,7 @@
                 <w:rFonts w:cs="BRH Devanagari Extra"/>
                 <w:color w:val="000000"/>
                 <w:szCs w:val="40"/>
+                <w:lang w:val="it-IT"/>
               </w:rPr>
               <w:t>28</w:t>
             </w:r>
@@ -3745,6 +3748,7 @@
                 <w:color w:val="000000"/>
                 <w:sz w:val="32"/>
                 <w:szCs w:val="40"/>
+                <w:lang w:val="it-IT"/>
               </w:rPr>
               <w:t xml:space="preserve">) </w:t>
             </w:r>
@@ -3753,6 +3757,7 @@
                 <w:rFonts w:cs="BRH Devanagari Extra"/>
                 <w:color w:val="000000"/>
                 <w:szCs w:val="40"/>
+                <w:lang w:val="it-IT"/>
               </w:rPr>
               <w:t>1</w:t>
             </w:r>
@@ -3762,6 +3767,7 @@
                 <w:color w:val="000000"/>
                 <w:sz w:val="32"/>
                 <w:szCs w:val="40"/>
+                <w:lang w:val="it-IT"/>
               </w:rPr>
               <w:t>.</w:t>
             </w:r>
@@ -3770,6 +3776,7 @@
                 <w:rFonts w:cs="BRH Devanagari Extra"/>
                 <w:color w:val="000000"/>
                 <w:szCs w:val="40"/>
+                <w:lang w:val="it-IT"/>
               </w:rPr>
               <w:t>2</w:t>
             </w:r>
@@ -3779,6 +3786,7 @@
                 <w:color w:val="000000"/>
                 <w:sz w:val="32"/>
                 <w:szCs w:val="40"/>
+                <w:lang w:val="it-IT"/>
               </w:rPr>
               <w:t>.</w:t>
             </w:r>
@@ -3787,6 +3795,7 @@
                 <w:rFonts w:cs="BRH Devanagari Extra"/>
                 <w:color w:val="000000"/>
                 <w:szCs w:val="40"/>
+                <w:lang w:val="it-IT"/>
               </w:rPr>
               <w:t>5</w:t>
             </w:r>
@@ -3796,6 +3805,7 @@
                 <w:color w:val="000000"/>
                 <w:sz w:val="32"/>
                 <w:szCs w:val="40"/>
+                <w:lang w:val="it-IT"/>
               </w:rPr>
               <w:t>.</w:t>
             </w:r>
@@ -3804,6 +3814,7 @@
                 <w:rFonts w:cs="BRH Devanagari Extra"/>
                 <w:color w:val="000000"/>
                 <w:szCs w:val="40"/>
+                <w:lang w:val="it-IT"/>
               </w:rPr>
               <w:t>2</w:t>
             </w:r>
@@ -3813,6 +3824,7 @@
                 <w:color w:val="000000"/>
                 <w:sz w:val="32"/>
                 <w:szCs w:val="40"/>
+                <w:lang w:val="it-IT"/>
               </w:rPr>
               <w:t>(</w:t>
             </w:r>
@@ -3821,6 +3833,7 @@
                 <w:rFonts w:cs="BRH Devanagari Extra"/>
                 <w:color w:val="000000"/>
                 <w:szCs w:val="40"/>
+                <w:lang w:val="it-IT"/>
               </w:rPr>
               <w:t>24</w:t>
             </w:r>
@@ -3830,18 +3843,9 @@
                 <w:color w:val="000000"/>
                 <w:sz w:val="32"/>
                 <w:szCs w:val="40"/>
-              </w:rPr>
-              <w:t>)</w:t>
-            </w:r>
-            <w:proofErr w:type="gramStart"/>
-            <w:r>
-              <w:rPr>
-                <w:rFonts w:ascii="BRH Devanagari Extra" w:hAnsi="BRH Devanagari Extra" w:cs="BRH Devanagari Extra"/>
-                <w:color w:val="000000"/>
-                <w:sz w:val="32"/>
-                <w:szCs w:val="40"/>
-              </w:rPr>
-              <w:t xml:space="preserve">-  </w:t>
+                <w:lang w:val="it-IT"/>
+              </w:rPr>
+              <w:t xml:space="preserve">)-  </w:t>
             </w:r>
             <w:r>
               <w:rPr>
@@ -3850,15 +3854,16 @@
                 <w:sz w:val="32"/>
                 <w:szCs w:val="40"/>
                 <w:highlight w:val="yellow"/>
+                <w:lang w:val="it-IT"/>
               </w:rPr>
               <w:t>qÉÉ</w:t>
             </w:r>
-            <w:proofErr w:type="gramEnd"/>
             <w:r>
               <w:rPr>
                 <w:rFonts w:ascii="BRH Malayalam Extra" w:hAnsi="BRH Malayalam Extra" w:cs="BRH Devanagari Extra"/>
                 <w:color w:val="000000"/>
                 <w:szCs w:val="40"/>
+                <w:lang w:val="it-IT"/>
               </w:rPr>
               <w:t>–</w:t>
             </w:r>
@@ -3868,6 +3873,7 @@
                 <w:color w:val="000000"/>
                 <w:sz w:val="32"/>
                 <w:szCs w:val="40"/>
+                <w:lang w:val="it-IT"/>
               </w:rPr>
               <w:t xml:space="preserve"> | A</w:t>
             </w:r>
@@ -3876,6 +3882,7 @@
                 <w:rFonts w:ascii="BRH Malayalam Extra" w:hAnsi="BRH Malayalam Extra" w:cs="BRH Devanagari Extra"/>
                 <w:color w:val="000000"/>
                 <w:szCs w:val="40"/>
+                <w:lang w:val="it-IT"/>
               </w:rPr>
               <w:t>–</w:t>
             </w:r>
@@ -3885,6 +3892,7 @@
                 <w:color w:val="000000"/>
                 <w:sz w:val="32"/>
                 <w:szCs w:val="40"/>
+                <w:lang w:val="it-IT"/>
               </w:rPr>
               <w:t>WûqÉç |</w:t>
             </w:r>
@@ -3901,6 +3909,7 @@
                 <w:color w:val="000000"/>
                 <w:sz w:val="32"/>
                 <w:szCs w:val="40"/>
+                <w:lang w:val="it-IT"/>
               </w:rPr>
             </w:pPr>
             <w:r>
@@ -3910,6 +3919,7 @@
                 <w:sz w:val="32"/>
                 <w:szCs w:val="40"/>
                 <w:highlight w:val="yellow"/>
+                <w:lang w:val="it-IT"/>
               </w:rPr>
               <w:t>qÉÉ</w:t>
             </w:r>
@@ -3918,6 +3928,7 @@
                 <w:rFonts w:ascii="BRH Malayalam Extra" w:hAnsi="BRH Malayalam Extra" w:cs="BRH Devanagari Extra"/>
                 <w:color w:val="000000"/>
                 <w:szCs w:val="40"/>
+                <w:lang w:val="it-IT"/>
               </w:rPr>
               <w:t>–</w:t>
             </w:r>
@@ -3927,6 +3938,7 @@
                 <w:color w:val="000000"/>
                 <w:sz w:val="32"/>
                 <w:szCs w:val="40"/>
+                <w:lang w:val="it-IT"/>
               </w:rPr>
               <w:t xml:space="preserve"> ÅWû qÉ</w:t>
             </w:r>
@@ -3935,6 +3947,7 @@
                 <w:rFonts w:ascii="BRH Malayalam Extra" w:hAnsi="BRH Malayalam Extra" w:cs="BRH Devanagari Extra"/>
                 <w:color w:val="000000"/>
                 <w:szCs w:val="40"/>
+                <w:lang w:val="it-IT"/>
               </w:rPr>
               <w:t>–</w:t>
             </w:r>
@@ -3944,6 +3957,7 @@
                 <w:color w:val="000000"/>
                 <w:sz w:val="32"/>
                 <w:szCs w:val="40"/>
+                <w:lang w:val="it-IT"/>
               </w:rPr>
               <w:t xml:space="preserve">WûqÉç </w:t>
             </w:r>
@@ -3954,6 +3968,7 @@
                 <w:sz w:val="32"/>
                 <w:szCs w:val="40"/>
                 <w:highlight w:val="yellow"/>
+                <w:lang w:val="it-IT"/>
               </w:rPr>
               <w:t>qÉÉþ qÉÉ</w:t>
             </w:r>
@@ -3962,6 +3977,7 @@
                 <w:rFonts w:ascii="BRH Malayalam Extra" w:hAnsi="BRH Malayalam Extra" w:cs="BRH Devanagari Extra"/>
                 <w:color w:val="000000"/>
                 <w:szCs w:val="40"/>
+                <w:lang w:val="it-IT"/>
               </w:rPr>
               <w:t>–</w:t>
             </w:r>
@@ -3971,6 +3987,7 @@
                 <w:color w:val="000000"/>
                 <w:sz w:val="32"/>
                 <w:szCs w:val="40"/>
+                <w:lang w:val="it-IT"/>
               </w:rPr>
               <w:t xml:space="preserve"> ÅWûqÉç | </w:t>
             </w:r>
@@ -3987,6 +4004,7 @@
                 <w:color w:val="000000"/>
                 <w:sz w:val="32"/>
                 <w:szCs w:val="40"/>
+                <w:lang w:val="it-IT"/>
               </w:rPr>
             </w:pPr>
           </w:p>
@@ -4001,6 +4019,7 @@
                 <w:rFonts w:cs="BRH Malayalam Extra"/>
                 <w:color w:val="000000"/>
                 <w:szCs w:val="40"/>
+                <w:lang w:val="it-IT"/>
               </w:rPr>
             </w:pPr>
           </w:p>
@@ -4021,6 +4040,7 @@
                 <w:color w:val="000000"/>
                 <w:sz w:val="32"/>
                 <w:szCs w:val="40"/>
+                <w:lang w:val="it-IT"/>
               </w:rPr>
             </w:pPr>
             <w:r>
@@ -4028,6 +4048,7 @@
                 <w:rFonts w:cs="BRH Devanagari Extra"/>
                 <w:color w:val="000000"/>
                 <w:szCs w:val="40"/>
+                <w:lang w:val="it-IT"/>
               </w:rPr>
               <w:t>26</w:t>
             </w:r>
@@ -4037,6 +4058,7 @@
                 <w:color w:val="000000"/>
                 <w:sz w:val="32"/>
                 <w:szCs w:val="40"/>
+                <w:lang w:val="it-IT"/>
               </w:rPr>
               <w:t xml:space="preserve">) </w:t>
             </w:r>
@@ -4045,6 +4067,7 @@
                 <w:rFonts w:cs="BRH Devanagari Extra"/>
                 <w:color w:val="000000"/>
                 <w:szCs w:val="40"/>
+                <w:lang w:val="it-IT"/>
               </w:rPr>
               <w:t>1</w:t>
             </w:r>
@@ -4054,6 +4077,7 @@
                 <w:color w:val="000000"/>
                 <w:sz w:val="32"/>
                 <w:szCs w:val="40"/>
+                <w:lang w:val="it-IT"/>
               </w:rPr>
               <w:t>.</w:t>
             </w:r>
@@ -4062,6 +4086,7 @@
                 <w:rFonts w:cs="BRH Devanagari Extra"/>
                 <w:color w:val="000000"/>
                 <w:szCs w:val="40"/>
+                <w:lang w:val="it-IT"/>
               </w:rPr>
               <w:t>2</w:t>
             </w:r>
@@ -4071,6 +4096,7 @@
                 <w:color w:val="000000"/>
                 <w:sz w:val="32"/>
                 <w:szCs w:val="40"/>
+                <w:lang w:val="it-IT"/>
               </w:rPr>
               <w:t>.</w:t>
             </w:r>
@@ -4079,6 +4105,7 @@
                 <w:rFonts w:cs="BRH Devanagari Extra"/>
                 <w:color w:val="000000"/>
                 <w:szCs w:val="40"/>
+                <w:lang w:val="it-IT"/>
               </w:rPr>
               <w:t>5</w:t>
             </w:r>
@@ -4088,6 +4115,7 @@
                 <w:color w:val="000000"/>
                 <w:sz w:val="32"/>
                 <w:szCs w:val="40"/>
+                <w:lang w:val="it-IT"/>
               </w:rPr>
               <w:t>.</w:t>
             </w:r>
@@ -4096,6 +4124,7 @@
                 <w:rFonts w:cs="BRH Devanagari Extra"/>
                 <w:color w:val="000000"/>
                 <w:szCs w:val="40"/>
+                <w:lang w:val="it-IT"/>
               </w:rPr>
               <w:t>2</w:t>
             </w:r>
@@ -4105,6 +4134,7 @@
                 <w:color w:val="000000"/>
                 <w:sz w:val="32"/>
                 <w:szCs w:val="40"/>
+                <w:lang w:val="it-IT"/>
               </w:rPr>
               <w:t>(</w:t>
             </w:r>
@@ -4113,6 +4143,7 @@
                 <w:rFonts w:cs="BRH Devanagari Extra"/>
                 <w:color w:val="000000"/>
                 <w:szCs w:val="40"/>
+                <w:lang w:val="it-IT"/>
               </w:rPr>
               <w:t>23</w:t>
             </w:r>
@@ -4122,34 +4153,26 @@
                 <w:color w:val="000000"/>
                 <w:sz w:val="32"/>
                 <w:szCs w:val="40"/>
-              </w:rPr>
-              <w:t>)</w:t>
-            </w:r>
-            <w:proofErr w:type="gramStart"/>
+                <w:lang w:val="it-IT"/>
+              </w:rPr>
+              <w:t>)-  xÉ</w:t>
+            </w:r>
+            <w:r>
+              <w:rPr>
+                <w:rFonts w:ascii="BRH Malayalam Extra" w:hAnsi="BRH Malayalam Extra" w:cs="BRH Devanagari Extra"/>
+                <w:color w:val="000000"/>
+                <w:szCs w:val="40"/>
+                <w:lang w:val="it-IT"/>
+              </w:rPr>
+              <w:t>–</w:t>
+            </w:r>
             <w:r>
               <w:rPr>
                 <w:rFonts w:ascii="BRH Devanagari Extra" w:hAnsi="BRH Devanagari Extra" w:cs="BRH Devanagari Extra"/>
                 <w:color w:val="000000"/>
                 <w:sz w:val="32"/>
                 <w:szCs w:val="40"/>
-              </w:rPr>
-              <w:t>-  xÉ</w:t>
-            </w:r>
-            <w:proofErr w:type="gramEnd"/>
-            <w:r>
-              <w:rPr>
-                <w:rFonts w:ascii="BRH Malayalam Extra" w:hAnsi="BRH Malayalam Extra" w:cs="BRH Devanagari Extra"/>
-                <w:color w:val="000000"/>
-                <w:szCs w:val="40"/>
-              </w:rPr>
-              <w:t>–</w:t>
-            </w:r>
-            <w:r>
-              <w:rPr>
-                <w:rFonts w:ascii="BRH Devanagari Extra" w:hAnsi="BRH Devanagari Extra" w:cs="BRH Devanagari Extra"/>
-                <w:color w:val="000000"/>
-                <w:sz w:val="32"/>
-                <w:szCs w:val="40"/>
+                <w:lang w:val="it-IT"/>
               </w:rPr>
               <w:t xml:space="preserve">lSØÍzÉþ | </w:t>
             </w:r>
@@ -4160,6 +4183,7 @@
                 <w:sz w:val="32"/>
                 <w:szCs w:val="40"/>
                 <w:highlight w:val="green"/>
+                <w:lang w:val="it-IT"/>
               </w:rPr>
               <w:t>qÉÉ</w:t>
             </w:r>
@@ -4169,6 +4193,7 @@
                 <w:color w:val="000000"/>
                 <w:sz w:val="32"/>
                 <w:szCs w:val="40"/>
+                <w:lang w:val="it-IT"/>
               </w:rPr>
               <w:t xml:space="preserve"> |</w:t>
             </w:r>
@@ -4185,6 +4210,7 @@
                 <w:color w:val="000000"/>
                 <w:sz w:val="32"/>
                 <w:szCs w:val="40"/>
+                <w:lang w:val="it-IT"/>
               </w:rPr>
             </w:pPr>
             <w:r>
@@ -4193,6 +4219,7 @@
                 <w:color w:val="000000"/>
                 <w:sz w:val="32"/>
                 <w:szCs w:val="40"/>
+                <w:lang w:val="it-IT"/>
               </w:rPr>
               <w:t>xÉ</w:t>
             </w:r>
@@ -4201,6 +4228,7 @@
                 <w:rFonts w:ascii="BRH Malayalam Extra" w:hAnsi="BRH Malayalam Extra" w:cs="BRH Devanagari Extra"/>
                 <w:color w:val="000000"/>
                 <w:szCs w:val="40"/>
+                <w:lang w:val="it-IT"/>
               </w:rPr>
               <w:t>–</w:t>
             </w:r>
@@ -4210,6 +4238,7 @@
                 <w:color w:val="000000"/>
                 <w:sz w:val="32"/>
                 <w:szCs w:val="40"/>
+                <w:lang w:val="it-IT"/>
               </w:rPr>
               <w:t>lS</w:t>
             </w:r>
@@ -4220,6 +4249,7 @@
                 <w:sz w:val="32"/>
                 <w:szCs w:val="40"/>
                 <w:highlight w:val="green"/>
+                <w:lang w:val="it-IT"/>
               </w:rPr>
               <w:t>ØÍzÉ</w:t>
             </w:r>
@@ -4228,6 +4258,7 @@
                 <w:rFonts w:ascii="BRH Malayalam Extra" w:hAnsi="BRH Malayalam Extra" w:cs="BRH Devanagari Extra"/>
                 <w:color w:val="000000"/>
                 <w:szCs w:val="40"/>
+                <w:lang w:val="it-IT"/>
               </w:rPr>
               <w:t>–</w:t>
             </w:r>
@@ -4237,6 +4268,7 @@
                 <w:color w:val="000000"/>
                 <w:sz w:val="32"/>
                 <w:szCs w:val="40"/>
+                <w:lang w:val="it-IT"/>
               </w:rPr>
               <w:t xml:space="preserve"> qÉÉ qÉÉ xÉ</w:t>
             </w:r>
@@ -4245,6 +4277,7 @@
                 <w:rFonts w:ascii="BRH Malayalam Extra" w:hAnsi="BRH Malayalam Extra" w:cs="BRH Devanagari Extra"/>
                 <w:color w:val="000000"/>
                 <w:szCs w:val="40"/>
+                <w:lang w:val="it-IT"/>
               </w:rPr>
               <w:t>–</w:t>
             </w:r>
@@ -4254,17 +4287,9 @@
                 <w:color w:val="000000"/>
                 <w:sz w:val="32"/>
                 <w:szCs w:val="40"/>
-              </w:rPr>
-              <w:t>lS</w:t>
-            </w:r>
-            <w:r>
-              <w:rPr>
-                <w:rFonts w:ascii="BRH Devanagari Extra" w:hAnsi="BRH Devanagari Extra" w:cs="BRH Devanagari Extra"/>
-                <w:color w:val="000000"/>
-                <w:sz w:val="32"/>
-                <w:szCs w:val="40"/>
-              </w:rPr>
-              <w:t>ØÍzÉ</w:t>
+                <w:lang w:val="it-IT"/>
+              </w:rPr>
+              <w:t>lSØÍzÉ</w:t>
             </w:r>
             <w:r>
               <w:rPr>
@@ -4273,6 +4298,7 @@
                 <w:sz w:val="32"/>
                 <w:szCs w:val="40"/>
                 <w:highlight w:val="yellow"/>
+                <w:lang w:val="it-IT"/>
               </w:rPr>
               <w:t>þ</w:t>
             </w:r>
@@ -4282,6 +4308,7 @@
                 <w:color w:val="000000"/>
                 <w:sz w:val="32"/>
                 <w:szCs w:val="40"/>
+                <w:lang w:val="it-IT"/>
               </w:rPr>
               <w:t xml:space="preserve"> xÉ</w:t>
             </w:r>
@@ -4290,6 +4317,7 @@
                 <w:rFonts w:ascii="BRH Malayalam Extra" w:hAnsi="BRH Malayalam Extra" w:cs="BRH Devanagari Extra"/>
                 <w:color w:val="000000"/>
                 <w:szCs w:val="40"/>
+                <w:lang w:val="it-IT"/>
               </w:rPr>
               <w:t>–</w:t>
             </w:r>
@@ -4299,6 +4327,7 @@
                 <w:color w:val="000000"/>
                 <w:sz w:val="32"/>
                 <w:szCs w:val="40"/>
+                <w:lang w:val="it-IT"/>
               </w:rPr>
               <w:t>lS</w:t>
             </w:r>
@@ -4309,6 +4338,7 @@
                 <w:sz w:val="32"/>
                 <w:szCs w:val="40"/>
                 <w:highlight w:val="yellow"/>
+                <w:lang w:val="it-IT"/>
               </w:rPr>
               <w:t>Ø</w:t>
             </w:r>
@@ -4319,6 +4349,7 @@
                 <w:sz w:val="32"/>
                 <w:szCs w:val="40"/>
                 <w:highlight w:val="green"/>
+                <w:lang w:val="it-IT"/>
               </w:rPr>
               <w:t>ÍzÉ</w:t>
             </w:r>
@@ -4328,6 +4359,7 @@
                 <w:color w:val="000000"/>
                 <w:szCs w:val="40"/>
                 <w:highlight w:val="green"/>
+                <w:lang w:val="it-IT"/>
               </w:rPr>
               <w:t>–</w:t>
             </w:r>
@@ -4337,6 +4369,7 @@
                 <w:color w:val="000000"/>
                 <w:sz w:val="32"/>
                 <w:szCs w:val="40"/>
+                <w:lang w:val="it-IT"/>
               </w:rPr>
               <w:t xml:space="preserve"> qÉÉ | </w:t>
             </w:r>
@@ -4353,6 +4386,7 @@
                 <w:color w:val="000000"/>
                 <w:sz w:val="32"/>
                 <w:szCs w:val="40"/>
+                <w:lang w:val="it-IT"/>
               </w:rPr>
             </w:pPr>
             <w:r>
@@ -4360,6 +4394,7 @@
                 <w:rFonts w:cs="BRH Devanagari Extra"/>
                 <w:color w:val="000000"/>
                 <w:szCs w:val="40"/>
+                <w:lang w:val="it-IT"/>
               </w:rPr>
               <w:t>28</w:t>
             </w:r>
@@ -4369,6 +4404,7 @@
                 <w:color w:val="000000"/>
                 <w:sz w:val="32"/>
                 <w:szCs w:val="40"/>
+                <w:lang w:val="it-IT"/>
               </w:rPr>
               <w:t xml:space="preserve">) </w:t>
             </w:r>
@@ -4377,6 +4413,7 @@
                 <w:rFonts w:cs="BRH Devanagari Extra"/>
                 <w:color w:val="000000"/>
                 <w:szCs w:val="40"/>
+                <w:lang w:val="it-IT"/>
               </w:rPr>
               <w:t>1</w:t>
             </w:r>
@@ -4386,6 +4423,7 @@
                 <w:color w:val="000000"/>
                 <w:sz w:val="32"/>
                 <w:szCs w:val="40"/>
+                <w:lang w:val="it-IT"/>
               </w:rPr>
               <w:t>.</w:t>
             </w:r>
@@ -4394,6 +4432,7 @@
                 <w:rFonts w:cs="BRH Devanagari Extra"/>
                 <w:color w:val="000000"/>
                 <w:szCs w:val="40"/>
+                <w:lang w:val="it-IT"/>
               </w:rPr>
               <w:t>2</w:t>
             </w:r>
@@ -4403,6 +4442,7 @@
                 <w:color w:val="000000"/>
                 <w:sz w:val="32"/>
                 <w:szCs w:val="40"/>
+                <w:lang w:val="it-IT"/>
               </w:rPr>
               <w:t>.</w:t>
             </w:r>
@@ -4411,6 +4451,7 @@
                 <w:rFonts w:cs="BRH Devanagari Extra"/>
                 <w:color w:val="000000"/>
                 <w:szCs w:val="40"/>
+                <w:lang w:val="it-IT"/>
               </w:rPr>
               <w:t>5</w:t>
             </w:r>
@@ -4420,6 +4461,7 @@
                 <w:color w:val="000000"/>
                 <w:sz w:val="32"/>
                 <w:szCs w:val="40"/>
+                <w:lang w:val="it-IT"/>
               </w:rPr>
               <w:t>.</w:t>
             </w:r>
@@ -4428,6 +4470,7 @@
                 <w:rFonts w:cs="BRH Devanagari Extra"/>
                 <w:color w:val="000000"/>
                 <w:szCs w:val="40"/>
+                <w:lang w:val="it-IT"/>
               </w:rPr>
               <w:t>2</w:t>
             </w:r>
@@ -4437,6 +4480,7 @@
                 <w:color w:val="000000"/>
                 <w:sz w:val="32"/>
                 <w:szCs w:val="40"/>
+                <w:lang w:val="it-IT"/>
               </w:rPr>
               <w:t>(</w:t>
             </w:r>
@@ -4445,6 +4489,7 @@
                 <w:rFonts w:cs="BRH Devanagari Extra"/>
                 <w:color w:val="000000"/>
                 <w:szCs w:val="40"/>
+                <w:lang w:val="it-IT"/>
               </w:rPr>
               <w:t>24</w:t>
             </w:r>
@@ -4454,18 +4499,9 @@
                 <w:color w:val="000000"/>
                 <w:sz w:val="32"/>
                 <w:szCs w:val="40"/>
-              </w:rPr>
-              <w:t>)</w:t>
-            </w:r>
-            <w:proofErr w:type="gramStart"/>
-            <w:r>
-              <w:rPr>
-                <w:rFonts w:ascii="BRH Devanagari Extra" w:hAnsi="BRH Devanagari Extra" w:cs="BRH Devanagari Extra"/>
-                <w:color w:val="000000"/>
-                <w:sz w:val="32"/>
-                <w:szCs w:val="40"/>
-              </w:rPr>
-              <w:t xml:space="preserve">-  </w:t>
+                <w:lang w:val="it-IT"/>
+              </w:rPr>
+              <w:t xml:space="preserve">)-  </w:t>
             </w:r>
             <w:r>
               <w:rPr>
@@ -4474,16 +4510,17 @@
                 <w:sz w:val="32"/>
                 <w:szCs w:val="40"/>
                 <w:highlight w:val="green"/>
+                <w:lang w:val="it-IT"/>
               </w:rPr>
               <w:t>qÉÉ</w:t>
             </w:r>
-            <w:proofErr w:type="gramEnd"/>
             <w:r>
               <w:rPr>
                 <w:rFonts w:ascii="BRH Devanagari Extra" w:hAnsi="BRH Devanagari Extra" w:cs="BRH Devanagari Extra"/>
                 <w:color w:val="000000"/>
                 <w:sz w:val="32"/>
                 <w:szCs w:val="40"/>
+                <w:lang w:val="it-IT"/>
               </w:rPr>
               <w:t xml:space="preserve"> | A</w:t>
             </w:r>
@@ -4492,6 +4529,7 @@
                 <w:rFonts w:ascii="BRH Malayalam Extra" w:hAnsi="BRH Malayalam Extra" w:cs="BRH Devanagari Extra"/>
                 <w:color w:val="000000"/>
                 <w:szCs w:val="40"/>
+                <w:lang w:val="it-IT"/>
               </w:rPr>
               <w:t>–</w:t>
             </w:r>
@@ -4501,6 +4539,7 @@
                 <w:color w:val="000000"/>
                 <w:sz w:val="32"/>
                 <w:szCs w:val="40"/>
+                <w:lang w:val="it-IT"/>
               </w:rPr>
               <w:t>WûqÉç |</w:t>
             </w:r>
@@ -4517,6 +4556,7 @@
                 <w:color w:val="000000"/>
                 <w:sz w:val="32"/>
                 <w:szCs w:val="40"/>
+                <w:lang w:val="it-IT"/>
               </w:rPr>
             </w:pPr>
             <w:r>
@@ -4526,6 +4566,7 @@
                 <w:sz w:val="32"/>
                 <w:szCs w:val="40"/>
                 <w:highlight w:val="green"/>
+                <w:lang w:val="it-IT"/>
               </w:rPr>
               <w:t>qÉÉ</w:t>
             </w:r>
@@ -4535,6 +4576,7 @@
                 <w:color w:val="000000"/>
                 <w:sz w:val="32"/>
                 <w:szCs w:val="40"/>
+                <w:lang w:val="it-IT"/>
               </w:rPr>
               <w:t xml:space="preserve"> ÅWû qÉ</w:t>
             </w:r>
@@ -4543,6 +4585,7 @@
                 <w:rFonts w:ascii="BRH Malayalam Extra" w:hAnsi="BRH Malayalam Extra" w:cs="BRH Devanagari Extra"/>
                 <w:color w:val="000000"/>
                 <w:szCs w:val="40"/>
+                <w:lang w:val="it-IT"/>
               </w:rPr>
               <w:t>–</w:t>
             </w:r>
@@ -4552,6 +4595,7 @@
                 <w:color w:val="000000"/>
                 <w:sz w:val="32"/>
                 <w:szCs w:val="40"/>
+                <w:lang w:val="it-IT"/>
               </w:rPr>
               <w:t xml:space="preserve">WûqÉç </w:t>
             </w:r>
@@ -4562,6 +4606,7 @@
                 <w:sz w:val="32"/>
                 <w:szCs w:val="40"/>
                 <w:highlight w:val="green"/>
+                <w:lang w:val="it-IT"/>
               </w:rPr>
               <w:t>qÉÉ qÉÉ</w:t>
             </w:r>
@@ -4571,6 +4616,7 @@
                 <w:color w:val="000000"/>
                 <w:sz w:val="32"/>
                 <w:szCs w:val="40"/>
+                <w:lang w:val="it-IT"/>
               </w:rPr>
               <w:t xml:space="preserve"> ÅWûqÉç | </w:t>
             </w:r>
@@ -4586,46 +4632,7 @@
                 <w:rFonts w:cs="BRH Malayalam Extra"/>
                 <w:color w:val="000000"/>
                 <w:szCs w:val="40"/>
-              </w:rPr>
-            </w:pPr>
-          </w:p>
-        </w:tc>
-      </w:tr>
-      <w:tr>
-        <w:tc>
-          <w:tcPr>
-            <w:tcW w:w="7024" w:type="dxa"/>
-          </w:tcPr>
-          <w:p>
-            <w:pPr>
-              <w:widowControl w:val="0"/>
-              <w:autoSpaceDE w:val="0"/>
-              <w:autoSpaceDN w:val="0"/>
-              <w:adjustRightInd w:val="0"/>
-              <w:spacing w:line="240" w:lineRule="auto"/>
-              <w:rPr>
-                <w:rFonts w:cs="BRH Devanagari Extra"/>
-                <w:color w:val="000000"/>
-                <w:szCs w:val="40"/>
-              </w:rPr>
-            </w:pPr>
-          </w:p>
-        </w:tc>
-        <w:tc>
-          <w:tcPr>
-            <w:tcW w:w="7229" w:type="dxa"/>
-          </w:tcPr>
-          <w:p>
-            <w:pPr>
-              <w:widowControl w:val="0"/>
-              <w:autoSpaceDE w:val="0"/>
-              <w:autoSpaceDN w:val="0"/>
-              <w:adjustRightInd w:val="0"/>
-              <w:spacing w:line="240" w:lineRule="auto"/>
-              <w:rPr>
-                <w:rFonts w:cs="BRH Devanagari Extra"/>
-                <w:color w:val="000000"/>
-                <w:szCs w:val="40"/>
+                <w:lang w:val="it-IT"/>
               </w:rPr>
             </w:pPr>
           </w:p>
@@ -4642,8 +4649,20 @@
           <w:sz w:val="32"/>
           <w:szCs w:val="32"/>
           <w:u w:val="single"/>
+          <w:lang w:val="en-IN"/>
         </w:rPr>
       </w:pPr>
+      <w:r>
+        <w:rPr>
+          <w:b/>
+          <w:bCs/>
+          <w:sz w:val="32"/>
+          <w:szCs w:val="32"/>
+          <w:u w:val="single"/>
+          <w:lang w:val="en-IN"/>
+        </w:rPr>
+        <w:t>============</w:t>
+      </w:r>
     </w:p>
     <w:p>
       <w:pPr>
@@ -4655,45 +4674,7 @@
           <w:sz w:val="32"/>
           <w:szCs w:val="32"/>
           <w:u w:val="single"/>
-        </w:rPr>
-      </w:pPr>
-    </w:p>
-    <w:p>
-      <w:pPr>
-        <w:spacing w:before="0" w:line="240" w:lineRule="auto"/>
-        <w:jc w:val="center"/>
-        <w:rPr>
-          <w:b/>
-          <w:bCs/>
-          <w:sz w:val="32"/>
-          <w:szCs w:val="32"/>
-          <w:u w:val="single"/>
-        </w:rPr>
-      </w:pPr>
-    </w:p>
-    <w:p>
-      <w:pPr>
-        <w:spacing w:before="0" w:line="240" w:lineRule="auto"/>
-        <w:jc w:val="center"/>
-        <w:rPr>
-          <w:b/>
-          <w:bCs/>
-          <w:sz w:val="32"/>
-          <w:szCs w:val="32"/>
-          <w:u w:val="single"/>
-        </w:rPr>
-      </w:pPr>
-    </w:p>
-    <w:p>
-      <w:pPr>
-        <w:spacing w:before="0" w:line="240" w:lineRule="auto"/>
-        <w:jc w:val="center"/>
-        <w:rPr>
-          <w:b/>
-          <w:bCs/>
-          <w:sz w:val="32"/>
-          <w:szCs w:val="32"/>
-          <w:u w:val="single"/>
+          <w:lang w:val="en-IN"/>
         </w:rPr>
       </w:pPr>
     </w:p>
@@ -5435,7 +5416,6 @@
                 <w:cs/>
                 <w:lang w:bidi="ta-IN"/>
               </w:rPr>
-              <w:lastRenderedPageBreak/>
               <w:t>2)</w:t>
             </w:r>
             <w:r>
@@ -5997,7 +5977,6 @@
                 <w:cs/>
                 <w:lang w:val="en-IN" w:bidi="ta-IN"/>
               </w:rPr>
-              <w:lastRenderedPageBreak/>
               <w:t>1</w:t>
             </w:r>
             <w:r>
@@ -6457,7 +6436,6 @@
                 <w:cs/>
                 <w:lang w:bidi="ta-IN"/>
               </w:rPr>
-              <w:lastRenderedPageBreak/>
               <w:t>2)</w:t>
             </w:r>
             <w:r>
@@ -10655,7 +10633,6 @@
                 <w:cs/>
                 <w:lang w:bidi="ta-IN"/>
               </w:rPr>
-              <w:lastRenderedPageBreak/>
               <w:t>ஸ்வாஹ</w:t>
             </w:r>
             <w:r>
@@ -11543,6 +11520,7 @@
                 <w:cs/>
                 <w:lang w:bidi="ta-IN"/>
               </w:rPr>
+              <w:lastRenderedPageBreak/>
               <w:t>ரு</w:t>
             </w:r>
             <w:r>
@@ -11954,7 +11932,6 @@
                 <w:cs/>
                 <w:lang w:bidi="ta-IN"/>
               </w:rPr>
-              <w:lastRenderedPageBreak/>
               <w:t>ஸ்வாஹ</w:t>
             </w:r>
             <w:r>
@@ -12823,6 +12800,7 @@
                 <w:cs/>
                 <w:lang w:bidi="ta-IN"/>
               </w:rPr>
+              <w:lastRenderedPageBreak/>
               <w:t>ரு</w:t>
             </w:r>
             <w:r>
@@ -15135,7 +15113,6 @@
                 <w:cs/>
                 <w:lang w:bidi="ta-IN"/>
               </w:rPr>
-              <w:lastRenderedPageBreak/>
               <w:t>36</w:t>
             </w:r>
             <w:r>
@@ -15522,7 +15499,6 @@
                 <w:cs/>
                 <w:lang w:bidi="ta-IN"/>
               </w:rPr>
-              <w:lastRenderedPageBreak/>
               <w:t>35</w:t>
             </w:r>
             <w:r>
@@ -16129,7 +16105,6 @@
                 <w:cs/>
                 <w:lang w:bidi="ta-IN"/>
               </w:rPr>
-              <w:lastRenderedPageBreak/>
               <w:t>அக்</w:t>
             </w:r>
             <w:r>
@@ -16326,7 +16301,6 @@
                 <w:cs/>
                 <w:lang w:bidi="ta-IN"/>
               </w:rPr>
-              <w:lastRenderedPageBreak/>
               <w:t>49</w:t>
             </w:r>
             <w:r>
@@ -17589,6 +17563,7 @@
                 <w:cs/>
                 <w:lang w:bidi="ta-IN"/>
               </w:rPr>
+              <w:lastRenderedPageBreak/>
               <w:t>26</w:t>
             </w:r>
             <w:r>
@@ -21231,7 +21206,6 @@
                 <w:cs/>
                 <w:lang w:bidi="ta-IN"/>
               </w:rPr>
-              <w:lastRenderedPageBreak/>
               <w:t xml:space="preserve">த்வா </w:t>
             </w:r>
             <w:r>
@@ -21329,7 +21303,6 @@
                 <w:cs/>
                 <w:lang w:bidi="ta-IN"/>
               </w:rPr>
-              <w:lastRenderedPageBreak/>
               <w:t>5</w:t>
             </w:r>
             <w:r>
@@ -21496,7 +21469,6 @@
                 <w:cs/>
                 <w:lang w:bidi="ta-IN"/>
               </w:rPr>
-              <w:lastRenderedPageBreak/>
               <w:t xml:space="preserve">த்வா </w:t>
             </w:r>
             <w:r>
@@ -21588,7 +21560,6 @@
                 <w:cs/>
                 <w:lang w:bidi="ta-IN"/>
               </w:rPr>
-              <w:lastRenderedPageBreak/>
               <w:t>11</w:t>
             </w:r>
             <w:r>
@@ -22234,6 +22205,7 @@
                 <w:cs/>
                 <w:lang w:bidi="ta-IN"/>
               </w:rPr>
+              <w:lastRenderedPageBreak/>
               <w:t>ஸு</w:t>
             </w:r>
             <w:r>
@@ -23447,6 +23419,7 @@
                 <w:cs/>
                 <w:lang w:bidi="ta-IN"/>
               </w:rPr>
+              <w:lastRenderedPageBreak/>
               <w:t>11</w:t>
             </w:r>
             <w:r>
@@ -24106,6 +24079,7 @@
                 <w:cs/>
                 <w:lang w:bidi="ta-IN"/>
               </w:rPr>
+              <w:lastRenderedPageBreak/>
               <w:t>ஸு</w:t>
             </w:r>
             <w:r>
@@ -27472,6 +27446,7 @@
                 <w:cs/>
                 <w:lang w:bidi="ta-IN"/>
               </w:rPr>
+              <w:lastRenderedPageBreak/>
               <w:t>அ</w:t>
             </w:r>
             <w:r>
@@ -27772,6 +27747,7 @@
                 <w:cs/>
                 <w:lang w:bidi="ta-IN"/>
               </w:rPr>
+              <w:lastRenderedPageBreak/>
               <w:t>1</w:t>
             </w:r>
             <w:r>
@@ -28084,6 +28060,7 @@
                 <w:cs/>
                 <w:lang w:bidi="ta-IN"/>
               </w:rPr>
+              <w:lastRenderedPageBreak/>
               <w:t>அ</w:t>
             </w:r>
             <w:r>
@@ -28429,6 +28406,7 @@
                 <w:cs/>
                 <w:lang w:bidi="ta-IN"/>
               </w:rPr>
+              <w:lastRenderedPageBreak/>
               <w:t>74)</w:t>
             </w:r>
             <w:r>
@@ -30160,7 +30138,6 @@
                 <w:cs/>
                 <w:lang w:bidi="ta-IN"/>
               </w:rPr>
-              <w:lastRenderedPageBreak/>
               <w:t>ஸ்வ</w:t>
             </w:r>
             <w:r>
@@ -30669,7 +30646,6 @@
                 <w:cs/>
                 <w:lang w:bidi="ta-IN"/>
               </w:rPr>
-              <w:lastRenderedPageBreak/>
               <w:t>38</w:t>
             </w:r>
             <w:r>
@@ -31434,7 +31410,6 @@
                 <w:cs/>
                 <w:lang w:bidi="ta-IN"/>
               </w:rPr>
-              <w:lastRenderedPageBreak/>
               <w:t>ஸ்வ</w:t>
             </w:r>
             <w:r>
@@ -31962,7 +31937,6 @@
                 <w:szCs w:val="24"/>
                 <w:u w:val="single"/>
               </w:rPr>
-              <w:lastRenderedPageBreak/>
               <w:t>1.2.11.2 - Jatai</w:t>
             </w:r>
           </w:p>
@@ -32406,6 +32380,7 @@
                 <w:cs/>
                 <w:lang w:bidi="ta-IN"/>
               </w:rPr>
+              <w:lastRenderedPageBreak/>
               <w:t>26</w:t>
             </w:r>
             <w:r>
@@ -33793,7 +33768,6 @@
                 <w:cs/>
                 <w:lang w:bidi="ta-IN"/>
               </w:rPr>
-              <w:lastRenderedPageBreak/>
               <w:t>41</w:t>
             </w:r>
             <w:r>
@@ -37796,6 +37770,7 @@
                 <w:cs/>
                 <w:lang w:bidi="ta-IN"/>
               </w:rPr>
+              <w:lastRenderedPageBreak/>
               <w:t>47</w:t>
             </w:r>
             <w:r>
@@ -38762,7 +38737,6 @@
                 <w:cs/>
                 <w:lang w:bidi="ta-IN"/>
               </w:rPr>
-              <w:lastRenderedPageBreak/>
               <w:t>24)</w:t>
             </w:r>
             <w:r>
@@ -42369,6 +42343,7 @@
                 <w:cs/>
                 <w:lang w:bidi="ta-IN"/>
               </w:rPr>
+              <w:lastRenderedPageBreak/>
               <w:t>வி</w:t>
             </w:r>
             <w:r>
@@ -42516,6 +42491,7 @@
                 <w:cs/>
                 <w:lang w:bidi="ta-IN"/>
               </w:rPr>
+              <w:lastRenderedPageBreak/>
               <w:t>41</w:t>
             </w:r>
             <w:r>
@@ -42698,6 +42674,7 @@
                 <w:cs/>
                 <w:lang w:bidi="ta-IN"/>
               </w:rPr>
+              <w:lastRenderedPageBreak/>
               <w:t>வி</w:t>
             </w:r>
             <w:r>
@@ -42880,6 +42857,7 @@
                 <w:color w:val="000000"/>
                 <w:szCs w:val="40"/>
               </w:rPr>
+              <w:lastRenderedPageBreak/>
               <w:t>47</w:t>
             </w:r>
             <w:r>
@@ -46870,6 +46848,7 @@
                 <w:cs/>
                 <w:lang w:bidi="ta-IN"/>
               </w:rPr>
+              <w:lastRenderedPageBreak/>
               <w:t>38</w:t>
             </w:r>
             <w:r>
@@ -47768,7 +47747,6 @@
                 <w:cs/>
                 <w:lang w:bidi="ta-IN"/>
               </w:rPr>
-              <w:lastRenderedPageBreak/>
               <w:t>தை</w:t>
             </w:r>
             <w:r>
@@ -48058,7 +48036,6 @@
                 <w:cs/>
                 <w:lang w:bidi="ta-IN"/>
               </w:rPr>
-              <w:lastRenderedPageBreak/>
               <w:t>38</w:t>
             </w:r>
             <w:r>
@@ -48951,7 +48928,6 @@
                 <w:cs/>
                 <w:lang w:bidi="ta-IN"/>
               </w:rPr>
-              <w:lastRenderedPageBreak/>
               <w:t>தை</w:t>
             </w:r>
             <w:r>
@@ -49248,7 +49224,6 @@
                 <w:cs/>
                 <w:lang w:bidi="ta-IN"/>
               </w:rPr>
-              <w:lastRenderedPageBreak/>
               <w:t>44)</w:t>
             </w:r>
             <w:r>
@@ -51088,6 +51063,32 @@
           <w:u w:val="single"/>
         </w:rPr>
       </w:pPr>
+    </w:p>
+    <w:p>
+      <w:pPr>
+        <w:spacing w:before="0" w:line="240" w:lineRule="auto"/>
+        <w:jc w:val="center"/>
+        <w:rPr>
+          <w:b/>
+          <w:bCs/>
+          <w:sz w:val="32"/>
+          <w:szCs w:val="32"/>
+          <w:u w:val="single"/>
+        </w:rPr>
+      </w:pPr>
+    </w:p>
+    <w:p>
+      <w:pPr>
+        <w:spacing w:before="0" w:line="240" w:lineRule="auto"/>
+        <w:jc w:val="center"/>
+        <w:rPr>
+          <w:b/>
+          <w:bCs/>
+          <w:sz w:val="32"/>
+          <w:szCs w:val="32"/>
+          <w:u w:val="single"/>
+        </w:rPr>
+      </w:pPr>
       <w:r>
         <w:rPr>
           <w:b/>
@@ -51483,6 +51484,31 @@
         </w:tc>
       </w:tr>
     </w:tbl>
+    <w:p>
+      <w:pPr>
+        <w:spacing w:before="0" w:line="240" w:lineRule="auto"/>
+        <w:jc w:val="center"/>
+        <w:rPr>
+          <w:b/>
+          <w:bCs/>
+          <w:sz w:val="32"/>
+          <w:szCs w:val="32"/>
+          <w:u w:val="single"/>
+          <w:lang w:val="en-IN"/>
+        </w:rPr>
+      </w:pPr>
+      <w:r>
+        <w:rPr>
+          <w:b/>
+          <w:bCs/>
+          <w:sz w:val="32"/>
+          <w:szCs w:val="32"/>
+          <w:u w:val="single"/>
+          <w:lang w:val="en-IN"/>
+        </w:rPr>
+        <w:t>============</w:t>
+      </w:r>
+    </w:p>
     <w:p>
       <w:pPr>
         <w:spacing w:before="0" w:line="240" w:lineRule="auto"/>
